--- a/docs/guides/action_prefix_system/MANUAL.docx
+++ b/docs/guides/action_prefix_system/MANUAL.docx
@@ -75,7 +75,7 @@
               <w:pStyle w:val="Compact"/>
             </w:pPr>
             <w:r>
-              <w:t xml:space="preserve">1</w:t>
+              <w:t xml:space="preserve">2</w:t>
             </w:r>
           </w:p>
         </w:tc>
@@ -123,7 +123,7 @@
               <w:pStyle w:val="Compact"/>
             </w:pPr>
             <w:r>
-              <w:t xml:space="preserve">2026-06-09T00:00:00Z</w:t>
+              <w:t xml:space="preserve">2026-07-02T00:00:00Z</w:t>
             </w:r>
           </w:p>
         </w:tc>
@@ -3907,8 +3907,86 @@
       </w:r>
       <w:r>
         <w:rPr>
+          <w:rStyle w:val="AttributeTok"/>
+        </w:rPr>
+        <w:t xml:space="preserve">  </w:t>
+      </w:r>
+      <w:r>
+        <w:rPr>
           <w:rStyle w:val="FunctionTok"/>
         </w:rPr>
+        <w:t xml:space="preserve">arrow_form_regex</w:t>
+      </w:r>
+      <w:r>
+        <w:rPr>
+          <w:rStyle w:val="KeywordTok"/>
+        </w:rPr>
+        <w:t xml:space="preserve">:</w:t>
+      </w:r>
+      <w:r>
+        <w:rPr>
+          <w:rStyle w:val="AttributeTok"/>
+        </w:rPr>
+        <w:t xml:space="preserve"> </w:t>
+      </w:r>
+      <w:r>
+        <w:rPr>
+          <w:rStyle w:val="StringTok"/>
+        </w:rPr>
+        <w:t xml:space="preserve">'^(?:([A-Z][A-Z0-9_]*)::)?([A-Z][A-Z0-9_]*) ---&gt; (.*)$'</w:t>
+      </w:r>
+      <w:r>
+        <w:rPr>
+          <w:rStyle w:val="CommentTok"/>
+        </w:rPr>
+        <w:t xml:space="preserve">  # form 5</w:t>
+      </w:r>
+      <w:r>
+        <w:br/>
+      </w:r>
+      <w:r>
+        <w:rPr>
+          <w:rStyle w:val="AttributeTok"/>
+        </w:rPr>
+        <w:t xml:space="preserve">  </w:t>
+      </w:r>
+      <w:r>
+        <w:rPr>
+          <w:rStyle w:val="FunctionTok"/>
+        </w:rPr>
+        <w:t xml:space="preserve">arrow_body_separator</w:t>
+      </w:r>
+      <w:r>
+        <w:rPr>
+          <w:rStyle w:val="KeywordTok"/>
+        </w:rPr>
+        <w:t xml:space="preserve">:</w:t>
+      </w:r>
+      <w:r>
+        <w:rPr>
+          <w:rStyle w:val="AttributeTok"/>
+        </w:rPr>
+        <w:t xml:space="preserve"> </w:t>
+      </w:r>
+      <w:r>
+        <w:rPr>
+          <w:rStyle w:val="StringTok"/>
+        </w:rPr>
+        <w:t xml:space="preserve">' ---&gt; '</w:t>
+      </w:r>
+      <w:r>
+        <w:rPr>
+          <w:rStyle w:val="CommentTok"/>
+        </w:rPr>
+        <w:t xml:space="preserve">   # token &lt;-&gt; rest, spaces both sides (arrow form)</w:t>
+      </w:r>
+      <w:r>
+        <w:br/>
+      </w:r>
+      <w:r>
+        <w:rPr>
+          <w:rStyle w:val="FunctionTok"/>
+        </w:rPr>
         <w:t xml:space="preserve">actions</w:t>
       </w:r>
       <w:r>
@@ -4079,18 +4157,162 @@
         </w:rPr>
         <w:t xml:space="preserve">             # known colliding host slash commands (forces /DEFAULT::BACKGROUND)</w:t>
       </w:r>
+      <w:r>
+        <w:br/>
+      </w:r>
+      <w:r>
+        <w:rPr>
+          <w:rStyle w:val="AttributeTok"/>
+        </w:rPr>
+        <w:t xml:space="preserve">  </w:t>
+      </w:r>
+      <w:r>
+        <w:rPr>
+          <w:rStyle w:val="KeywordTok"/>
+        </w:rPr>
+        <w:t xml:space="preserve">-</w:t>
+      </w:r>
+      <w:r>
+        <w:rPr>
+          <w:rStyle w:val="AttributeTok"/>
+        </w:rPr>
+        <w:t xml:space="preserve"> </w:t>
+      </w:r>
+      <w:r>
+        <w:rPr>
+          <w:rStyle w:val="FunctionTok"/>
+        </w:rPr>
+        <w:t xml:space="preserve">name</w:t>
+      </w:r>
+      <w:r>
+        <w:rPr>
+          <w:rStyle w:val="KeywordTok"/>
+        </w:rPr>
+        <w:t xml:space="preserve">:</w:t>
+      </w:r>
+      <w:r>
+        <w:rPr>
+          <w:rStyle w:val="AttributeTok"/>
+        </w:rPr>
+        <w:t xml:space="preserve"> REMINDER</w:t>
+      </w:r>
+      <w:r>
+        <w:rPr>
+          <w:rStyle w:val="CommentTok"/>
+        </w:rPr>
+        <w:t xml:space="preserve">                  # second registered action (verify-don't-assume status re-surfacing)</w:t>
+      </w:r>
+      <w:r>
+        <w:br/>
+      </w:r>
+      <w:r>
+        <w:rPr>
+          <w:rStyle w:val="AttributeTok"/>
+        </w:rPr>
+        <w:t xml:space="preserve">    </w:t>
+      </w:r>
+      <w:r>
+        <w:rPr>
+          <w:rStyle w:val="FunctionTok"/>
+        </w:rPr>
+        <w:t xml:space="preserve">namespaces</w:t>
+      </w:r>
+      <w:r>
+        <w:rPr>
+          <w:rStyle w:val="KeywordTok"/>
+        </w:rPr>
+        <w:t xml:space="preserve">:</w:t>
+      </w:r>
+      <w:r>
+        <w:rPr>
+          <w:rStyle w:val="AttributeTok"/>
+        </w:rPr>
+        <w:t xml:space="preserve"> </w:t>
+      </w:r>
+      <w:r>
+        <w:rPr>
+          <w:rStyle w:val="KeywordTok"/>
+        </w:rPr>
+        <w:t xml:space="preserve">[</w:t>
+      </w:r>
+      <w:r>
+        <w:rPr>
+          <w:rStyle w:val="AttributeTok"/>
+        </w:rPr>
+        <w:t xml:space="preserve">DEFAULT</w:t>
+      </w:r>
+      <w:r>
+        <w:rPr>
+          <w:rStyle w:val="KeywordTok"/>
+        </w:rPr>
+        <w:t xml:space="preserve">]</w:t>
+      </w:r>
+      <w:r>
+        <w:br/>
+      </w:r>
+      <w:r>
+        <w:rPr>
+          <w:rStyle w:val="AttributeTok"/>
+        </w:rPr>
+        <w:t xml:space="preserve">    </w:t>
+      </w:r>
+      <w:r>
+        <w:rPr>
+          <w:rStyle w:val="FunctionTok"/>
+        </w:rPr>
+        <w:t xml:space="preserve">slash_bare</w:t>
+      </w:r>
+      <w:r>
+        <w:rPr>
+          <w:rStyle w:val="KeywordTok"/>
+        </w:rPr>
+        <w:t xml:space="preserve">:</w:t>
+      </w:r>
+      <w:r>
+        <w:rPr>
+          <w:rStyle w:val="AttributeTok"/>
+        </w:rPr>
+        <w:t xml:space="preserve"> auto</w:t>
+      </w:r>
+      <w:r>
+        <w:br/>
+      </w:r>
+      <w:r>
+        <w:rPr>
+          <w:rStyle w:val="AttributeTok"/>
+        </w:rPr>
+        <w:t xml:space="preserve">    </w:t>
+      </w:r>
+      <w:r>
+        <w:rPr>
+          <w:rStyle w:val="FunctionTok"/>
+        </w:rPr>
+        <w:t xml:space="preserve">slash_conflicts</w:t>
+      </w:r>
+      <w:r>
+        <w:rPr>
+          <w:rStyle w:val="KeywordTok"/>
+        </w:rPr>
+        <w:t xml:space="preserve">:</w:t>
+      </w:r>
+      <w:r>
+        <w:rPr>
+          <w:rStyle w:val="AttributeTok"/>
+        </w:rPr>
+        <w:t xml:space="preserve"> </w:t>
+      </w:r>
+      <w:r>
+        <w:rPr>
+          <w:rStyle w:val="KeywordTok"/>
+        </w:rPr>
+        <w:t xml:space="preserve">[]</w:t>
+      </w:r>
     </w:p>
     <w:p>
       <w:pPr>
         <w:pStyle w:val="FirstParagraph"/>
       </w:pPr>
       <w:r>
-        <w:t xml:space="preserve">When these land,</w:t>
-      </w:r>
-      <w:r>
-        <w:t xml:space="preserve"> </w:t>
-      </w:r>
-      <w:r>
         <w:rPr>
           <w:rStyle w:val="VerbatimChar"/>
         </w:rPr>
@@ -4100,16 +4322,16 @@
         <w:t xml:space="preserve"> </w:t>
       </w:r>
       <w:r>
-        <w:t xml:space="preserve">must recognise all 4 forms (returning</w:t>
-      </w:r>
-      <w:r>
-        <w:t xml:space="preserve"> </w:t>
-      </w:r>
-      <w:r>
-        <w:rPr>
-          <w:rStyle w:val="VerbatimChar"/>
-        </w:rPr>
-        <w:t xml:space="preserve">namespace|DEFAULT, action, rest, matched_form</w:t>
+        <w:t xml:space="preserve">recognises all 5 forms (returning</w:t>
+      </w:r>
+      <w:r>
+        <w:t xml:space="preserve"> </w:t>
+      </w:r>
+      <w:r>
+        <w:rPr>
+          <w:rStyle w:val="VerbatimChar"/>
+        </w:rPr>
+        <w:t xml:space="preserve">namespace|DEFAULT, action, rest, matched_form ∈ {colon, slash, arrow}</w:t>
       </w:r>
       <w:r>
         <w:t xml:space="preserve">),</w:t>
@@ -4127,25 +4349,19 @@
         <w:t xml:space="preserve"> </w:t>
       </w:r>
       <w:r>
-        <w:t xml:space="preserve">must</w:t>
-      </w:r>
-      <w:r>
-        <w:t xml:space="preserve"> </w:t>
-      </w:r>
-      <w:r>
-        <w:t xml:space="preserve">resolve namespace+action and honour the bare-slash conflict rule, the LAYER-2</w:t>
-      </w:r>
-      <w:r>
-        <w:t xml:space="preserve"> </w:t>
-      </w:r>
-      <w:r>
-        <w:t xml:space="preserve">hook must handle all 4 first-line forms, and the generator must additionally</w:t>
-      </w:r>
-      <w:r>
-        <w:t xml:space="preserve"> </w:t>
-      </w:r>
-      <w:r>
-        <w:t xml:space="preserve">emit a namespaced</w:t>
+        <w:t xml:space="preserve">resolves namespace+action and honours the bare-slash</w:t>
+      </w:r>
+      <w:r>
+        <w:t xml:space="preserve"> </w:t>
+      </w:r>
+      <w:r>
+        <w:t xml:space="preserve">conflict rule, the LAYER-2 hook handles all 5 first-line forms, and the</w:t>
+      </w:r>
+      <w:r>
+        <w:t xml:space="preserve"> </w:t>
+      </w:r>
+      <w:r>
+        <w:t xml:space="preserve">generator additionally emits a namespaced</w:t>
       </w:r>
       <w:r>
         <w:t xml:space="preserve"> </w:t>
@@ -4187,7 +4403,46 @@
         <w:t xml:space="preserve">::</w:t>
       </w:r>
       <w:r>
-        <w:t xml:space="preserve">).</w:t>
+        <w:t xml:space="preserve">). The</w:t>
+      </w:r>
+      <w:r>
+        <w:t xml:space="preserve"> </w:t>
+      </w:r>
+      <w:r>
+        <w:t xml:space="preserve">arrow form (5) is a free-form/typed delimiter recognised by the grammar + hook,</w:t>
+      </w:r>
+      <w:r>
+        <w:t xml:space="preserve"> </w:t>
+      </w:r>
+      <w:r>
+        <w:t xml:space="preserve">not a generated slash command. The python and awk parse paths stay</w:t>
+      </w:r>
+      <w:r>
+        <w:t xml:space="preserve"> </w:t>
+      </w:r>
+      <w:r>
+        <w:t xml:space="preserve">byte-identical; the awk arrow branch falls through to the colon check on an</w:t>
+      </w:r>
+      <w:r>
+        <w:t xml:space="preserve"> </w:t>
+      </w:r>
+      <w:r>
+        <w:t xml:space="preserve">invalid leading token so</w:t>
+      </w:r>
+      <w:r>
+        <w:t xml:space="preserve"> </w:t>
+      </w:r>
+      <w:r>
+        <w:rPr>
+          <w:rStyle w:val="VerbatimChar"/>
+        </w:rPr>
+        <w:t xml:space="preserve">A :: B ---&gt; C</w:t>
+      </w:r>
+      <w:r>
+        <w:t xml:space="preserve"> </w:t>
+      </w:r>
+      <w:r>
+        <w:t xml:space="preserve">parses as the colon form in both.</w:t>
       </w:r>
     </w:p>
     <w:p>
@@ -6164,13 +6419,13 @@
         <w:t xml:space="preserve"> </w:t>
       </w:r>
       <w:r>
-        <w:t xml:space="preserve">— end-user guide (4 forms, BACKGROUND effect,</w:t>
-      </w:r>
-      <w:r>
-        <w:t xml:space="preserve"> </w:t>
-      </w:r>
-      <w:r>
-        <w:t xml:space="preserve">escape, per-agent matrix, quick-start).</w:t>
+        <w:t xml:space="preserve">— end-user guide (5 forms, BACKGROUND +</w:t>
+      </w:r>
+      <w:r>
+        <w:t xml:space="preserve"> </w:t>
+      </w:r>
+      <w:r>
+        <w:t xml:space="preserve">REMINDER effects, escape, per-agent matrix, quick-start).</w:t>
       </w:r>
     </w:p>
     <w:p>

--- a/docs/guides/action_prefix_system/MANUAL.docx
+++ b/docs/guides/action_prefix_system/MANUAL.docx
@@ -2,14 +2,6 @@
 <file path=word/document.xml><?xml version="1.0" encoding="utf-8"?>
 <w:document xmlns:w="http://schemas.openxmlformats.org/wordprocessingml/2006/main" xmlns:m="http://schemas.openxmlformats.org/officeDocument/2006/math" xmlns:r="http://schemas.openxmlformats.org/officeDocument/2006/relationships" xmlns:o="urn:schemas-microsoft-com:office:office" xmlns:v="urn:schemas-microsoft-com:vml" xmlns:w10="urn:schemas-microsoft-com:office:word" xmlns:a="http://schemas.openxmlformats.org/drawingml/2006/main" xmlns:pic="http://schemas.openxmlformats.org/drawingml/2006/picture" xmlns:wp="http://schemas.openxmlformats.org/drawingml/2006/wordprocessingDrawing">
   <w:body>
-    <w:p>
-      <w:pPr>
-        <w:pStyle w:val="Title"/>
-      </w:pPr>
-      <w:r>
-        <w:t xml:space="preserve">MANUAL</w:t>
-      </w:r>
-    </w:p>
     <w:bookmarkStart w:id="28" w:name="Xc26148b71b2a5f79673c0361e42748114fc65c4"/>
     <w:p>
       <w:pPr>
@@ -6979,8 +6971,8 @@
     </w:pPr>
     <w:rPr>
       <w:rFonts w:asciiTheme="majorHAnsi" w:cstheme="majorBidi" w:eastAsiaTheme="majorEastAsia" w:hAnsiTheme="majorHAnsi"/>
-      <w:sz w:val="56"/>
-      <w:szCs w:val="56"/>
+      <w:sz w:val="40"/>
+      <w:szCs w:val="40"/>
     </w:rPr>
   </w:style>
   <w:style w:customStyle="1" w:styleId="TitleChar" w:type="character">
@@ -7114,8 +7106,8 @@
     <w:rPr>
       <w:rFonts w:asciiTheme="majorHAnsi" w:cstheme="majorBidi" w:eastAsiaTheme="majorEastAsia" w:hAnsiTheme="majorHAnsi"/>
       <w:color w:themeColor="accent1" w:themeShade="BF" w:val="0F4761"/>
-      <w:sz w:val="40"/>
-      <w:szCs w:val="40"/>
+      <w:sz w:val="32"/>
+      <w:szCs w:val="32"/>
     </w:rPr>
   </w:style>
   <w:style w:styleId="Heading2" w:type="paragraph">
@@ -7137,8 +7129,8 @@
     <w:rPr>
       <w:rFonts w:asciiTheme="majorHAnsi" w:cstheme="majorBidi" w:eastAsiaTheme="majorEastAsia" w:hAnsiTheme="majorHAnsi"/>
       <w:color w:themeColor="accent1" w:themeShade="BF" w:val="0F4761"/>
-      <w:sz w:val="32"/>
-      <w:szCs w:val="32"/>
+      <w:sz w:val="26"/>
+      <w:szCs w:val="26"/>
     </w:rPr>
   </w:style>
   <w:style w:styleId="Heading3" w:type="paragraph">
@@ -7160,8 +7152,8 @@
     <w:rPr>
       <w:rFonts w:cstheme="majorBidi" w:eastAsiaTheme="majorEastAsia"/>
       <w:color w:themeColor="accent1" w:themeShade="BF" w:val="0F4761"/>
-      <w:sz w:val="28"/>
-      <w:szCs w:val="28"/>
+      <w:sz w:val="24"/>
+      <w:szCs w:val="24"/>
     </w:rPr>
   </w:style>
   <w:style w:styleId="Heading4" w:type="paragraph">
@@ -7181,6 +7173,8 @@
       <w:outlineLvl w:val="3"/>
     </w:pPr>
     <w:rPr>
+      <w:sz w:val="22"/>
+      <w:szCs w:val="22"/>
       <w:rFonts w:cstheme="majorBidi" w:eastAsiaTheme="majorEastAsia"/>
       <w:i/>
       <w:iCs/>
